--- a/template/thesis/thesis_template/front_page/final_defence_front_page.docx
+++ b/template/thesis/thesis_template/front_page/final_defence_front_page.docx
@@ -268,7 +268,7 @@
           <w:sz w:val="52"/>
           <w:szCs w:val="52"/>
         </w:rPr>
-        <w:t>古関　隆章</w:t>
+        <w:t>指導教員名</w:t>
       </w:r>
       <w:r>
         <w:rPr>
